--- a/klagomål/A 43639-2025 FSC-klagomål.docx
+++ b/klagomål/A 43639-2025 FSC-klagomål.docx
@@ -849,7 +849,7 @@
     <w:r>
       <w:tab/>
       <w:tab/>
-      <w:t>2025-11-06</w:t>
+      <w:t>2025-11-07</w:t>
       <w:br/>
       <w:br/>
     </w:r>

--- a/klagomål/A 43639-2025 FSC-klagomål.docx
+++ b/klagomål/A 43639-2025 FSC-klagomål.docx
@@ -849,7 +849,7 @@
     <w:r>
       <w:tab/>
       <w:tab/>
-      <w:t>2025-11-07</w:t>
+      <w:t>2025-11-08</w:t>
       <w:br/>
       <w:br/>
     </w:r>

--- a/klagomål/A 43639-2025 FSC-klagomål.docx
+++ b/klagomål/A 43639-2025 FSC-klagomål.docx
@@ -849,7 +849,7 @@
     <w:r>
       <w:tab/>
       <w:tab/>
-      <w:t>2025-11-08</w:t>
+      <w:t>2025-11-09</w:t>
       <w:br/>
       <w:br/>
     </w:r>

--- a/klagomål/A 43639-2025 FSC-klagomål.docx
+++ b/klagomål/A 43639-2025 FSC-klagomål.docx
@@ -849,7 +849,7 @@
     <w:r>
       <w:tab/>
       <w:tab/>
-      <w:t>2025-11-09</w:t>
+      <w:t>2025-11-10</w:t>
       <w:br/>
       <w:br/>
     </w:r>

--- a/klagomål/A 43639-2025 FSC-klagomål.docx
+++ b/klagomål/A 43639-2025 FSC-klagomål.docx
@@ -849,7 +849,7 @@
     <w:r>
       <w:tab/>
       <w:tab/>
-      <w:t>2025-11-10</w:t>
+      <w:t>2025-11-11</w:t>
       <w:br/>
       <w:br/>
     </w:r>

--- a/klagomål/A 43639-2025 FSC-klagomål.docx
+++ b/klagomål/A 43639-2025 FSC-klagomål.docx
@@ -849,7 +849,7 @@
     <w:r>
       <w:tab/>
       <w:tab/>
-      <w:t>2025-11-11</w:t>
+      <w:t>2025-11-12</w:t>
       <w:br/>
       <w:br/>
     </w:r>

--- a/klagomål/A 43639-2025 FSC-klagomål.docx
+++ b/klagomål/A 43639-2025 FSC-klagomål.docx
@@ -849,7 +849,7 @@
     <w:r>
       <w:tab/>
       <w:tab/>
-      <w:t>2025-11-12</w:t>
+      <w:t>2025-11-13</w:t>
       <w:br/>
       <w:br/>
     </w:r>

--- a/klagomål/A 43639-2025 FSC-klagomål.docx
+++ b/klagomål/A 43639-2025 FSC-klagomål.docx
@@ -849,7 +849,7 @@
     <w:r>
       <w:tab/>
       <w:tab/>
-      <w:t>2025-11-13</w:t>
+      <w:t>2025-11-14</w:t>
       <w:br/>
       <w:br/>
     </w:r>

--- a/klagomål/A 43639-2025 FSC-klagomål.docx
+++ b/klagomål/A 43639-2025 FSC-klagomål.docx
@@ -849,7 +849,7 @@
     <w:r>
       <w:tab/>
       <w:tab/>
-      <w:t>2025-11-14</w:t>
+      <w:t>2025-11-15</w:t>
       <w:br/>
       <w:br/>
     </w:r>

--- a/klagomål/A 43639-2025 FSC-klagomål.docx
+++ b/klagomål/A 43639-2025 FSC-klagomål.docx
@@ -849,7 +849,7 @@
     <w:r>
       <w:tab/>
       <w:tab/>
-      <w:t>2025-11-15</w:t>
+      <w:t>2025-11-20</w:t>
       <w:br/>
       <w:br/>
     </w:r>

--- a/klagomål/A 43639-2025 FSC-klagomål.docx
+++ b/klagomål/A 43639-2025 FSC-klagomål.docx
@@ -849,7 +849,7 @@
     <w:r>
       <w:tab/>
       <w:tab/>
-      <w:t>2025-11-20</w:t>
+      <w:t>2025-11-21</w:t>
       <w:br/>
       <w:br/>
     </w:r>

--- a/klagomål/A 43639-2025 FSC-klagomål.docx
+++ b/klagomål/A 43639-2025 FSC-klagomål.docx
@@ -849,7 +849,7 @@
     <w:r>
       <w:tab/>
       <w:tab/>
-      <w:t>2025-11-21</w:t>
+      <w:t>2025-11-22</w:t>
       <w:br/>
       <w:br/>
     </w:r>

--- a/klagomål/A 43639-2025 FSC-klagomål.docx
+++ b/klagomål/A 43639-2025 FSC-klagomål.docx
@@ -849,7 +849,7 @@
     <w:r>
       <w:tab/>
       <w:tab/>
-      <w:t>2025-11-22</w:t>
+      <w:t>2025-11-23</w:t>
       <w:br/>
       <w:br/>
     </w:r>

--- a/klagomål/A 43639-2025 FSC-klagomål.docx
+++ b/klagomål/A 43639-2025 FSC-klagomål.docx
@@ -849,7 +849,7 @@
     <w:r>
       <w:tab/>
       <w:tab/>
-      <w:t>2025-11-23</w:t>
+      <w:t>2025-11-24</w:t>
       <w:br/>
       <w:br/>
     </w:r>

--- a/klagomål/A 43639-2025 FSC-klagomål.docx
+++ b/klagomål/A 43639-2025 FSC-klagomål.docx
@@ -849,7 +849,7 @@
     <w:r>
       <w:tab/>
       <w:tab/>
-      <w:t>2025-11-24</w:t>
+      <w:t>2025-11-25</w:t>
       <w:br/>
       <w:br/>
     </w:r>

--- a/klagomål/A 43639-2025 FSC-klagomål.docx
+++ b/klagomål/A 43639-2025 FSC-klagomål.docx
@@ -849,7 +849,7 @@
     <w:r>
       <w:tab/>
       <w:tab/>
-      <w:t>2025-11-25</w:t>
+      <w:t>2025-11-26</w:t>
       <w:br/>
       <w:br/>
     </w:r>

--- a/klagomål/A 43639-2025 FSC-klagomål.docx
+++ b/klagomål/A 43639-2025 FSC-klagomål.docx
@@ -849,7 +849,7 @@
     <w:r>
       <w:tab/>
       <w:tab/>
-      <w:t>2025-11-26</w:t>
+      <w:t>2025-11-27</w:t>
       <w:br/>
       <w:br/>
     </w:r>

--- a/klagomål/A 43639-2025 FSC-klagomål.docx
+++ b/klagomål/A 43639-2025 FSC-klagomål.docx
@@ -849,7 +849,7 @@
     <w:r>
       <w:tab/>
       <w:tab/>
-      <w:t>2025-11-27</w:t>
+      <w:t>2025-11-28</w:t>
       <w:br/>
       <w:br/>
     </w:r>

--- a/klagomål/A 43639-2025 FSC-klagomål.docx
+++ b/klagomål/A 43639-2025 FSC-klagomål.docx
@@ -849,7 +849,7 @@
     <w:r>
       <w:tab/>
       <w:tab/>
-      <w:t>2025-11-28</w:t>
+      <w:t>2025-11-29</w:t>
       <w:br/>
       <w:br/>
     </w:r>

--- a/klagomål/A 43639-2025 FSC-klagomål.docx
+++ b/klagomål/A 43639-2025 FSC-klagomål.docx
@@ -849,7 +849,7 @@
     <w:r>
       <w:tab/>
       <w:tab/>
-      <w:t>2025-11-29</w:t>
+      <w:t>2025-11-30</w:t>
       <w:br/>
       <w:br/>
     </w:r>

--- a/klagomål/A 43639-2025 FSC-klagomål.docx
+++ b/klagomål/A 43639-2025 FSC-klagomål.docx
@@ -849,7 +849,7 @@
     <w:r>
       <w:tab/>
       <w:tab/>
-      <w:t>2025-11-30</w:t>
+      <w:t>2025-12-01</w:t>
       <w:br/>
       <w:br/>
     </w:r>

--- a/klagomål/A 43639-2025 FSC-klagomål.docx
+++ b/klagomål/A 43639-2025 FSC-klagomål.docx
@@ -849,7 +849,7 @@
     <w:r>
       <w:tab/>
       <w:tab/>
-      <w:t>2025-12-01</w:t>
+      <w:t>2025-12-02</w:t>
       <w:br/>
       <w:br/>
     </w:r>

--- a/klagomål/A 43639-2025 FSC-klagomål.docx
+++ b/klagomål/A 43639-2025 FSC-klagomål.docx
@@ -849,7 +849,7 @@
     <w:r>
       <w:tab/>
       <w:tab/>
-      <w:t>2025-12-02</w:t>
+      <w:t>2025-12-03</w:t>
       <w:br/>
       <w:br/>
     </w:r>

--- a/klagomål/A 43639-2025 FSC-klagomål.docx
+++ b/klagomål/A 43639-2025 FSC-klagomål.docx
@@ -849,7 +849,7 @@
     <w:r>
       <w:tab/>
       <w:tab/>
-      <w:t>2025-12-03</w:t>
+      <w:t>2025-12-04</w:t>
       <w:br/>
       <w:br/>
     </w:r>

--- a/klagomål/A 43639-2025 FSC-klagomål.docx
+++ b/klagomål/A 43639-2025 FSC-klagomål.docx
@@ -849,7 +849,7 @@
     <w:r>
       <w:tab/>
       <w:tab/>
-      <w:t>2025-12-04</w:t>
+      <w:t>2025-12-05</w:t>
       <w:br/>
       <w:br/>
     </w:r>

--- a/klagomål/A 43639-2025 FSC-klagomål.docx
+++ b/klagomål/A 43639-2025 FSC-klagomål.docx
@@ -849,7 +849,7 @@
     <w:r>
       <w:tab/>
       <w:tab/>
-      <w:t>2025-12-05</w:t>
+      <w:t>2025-12-06</w:t>
       <w:br/>
       <w:br/>
     </w:r>

--- a/klagomål/A 43639-2025 FSC-klagomål.docx
+++ b/klagomål/A 43639-2025 FSC-klagomål.docx
@@ -849,7 +849,7 @@
     <w:r>
       <w:tab/>
       <w:tab/>
-      <w:t>2025-12-06</w:t>
+      <w:t>2025-12-07</w:t>
       <w:br/>
       <w:br/>
     </w:r>

--- a/klagomål/A 43639-2025 FSC-klagomål.docx
+++ b/klagomål/A 43639-2025 FSC-klagomål.docx
@@ -849,7 +849,7 @@
     <w:r>
       <w:tab/>
       <w:tab/>
-      <w:t>2025-12-07</w:t>
+      <w:t>2025-12-08</w:t>
       <w:br/>
       <w:br/>
     </w:r>

--- a/klagomål/A 43639-2025 FSC-klagomål.docx
+++ b/klagomål/A 43639-2025 FSC-klagomål.docx
@@ -849,7 +849,7 @@
     <w:r>
       <w:tab/>
       <w:tab/>
-      <w:t>2025-12-08</w:t>
+      <w:t>2025-12-09</w:t>
       <w:br/>
       <w:br/>
     </w:r>

--- a/klagomål/A 43639-2025 FSC-klagomål.docx
+++ b/klagomål/A 43639-2025 FSC-klagomål.docx
@@ -849,7 +849,7 @@
     <w:r>
       <w:tab/>
       <w:tab/>
-      <w:t>2025-12-09</w:t>
+      <w:t>2025-12-10</w:t>
       <w:br/>
       <w:br/>
     </w:r>

--- a/klagomål/A 43639-2025 FSC-klagomål.docx
+++ b/klagomål/A 43639-2025 FSC-klagomål.docx
@@ -849,7 +849,7 @@
     <w:r>
       <w:tab/>
       <w:tab/>
-      <w:t>2025-12-10</w:t>
+      <w:t>2025-12-11</w:t>
       <w:br/>
       <w:br/>
     </w:r>

--- a/klagomål/A 43639-2025 FSC-klagomål.docx
+++ b/klagomål/A 43639-2025 FSC-klagomål.docx
@@ -849,7 +849,7 @@
     <w:r>
       <w:tab/>
       <w:tab/>
-      <w:t>2025-12-11</w:t>
+      <w:t>2025-12-12</w:t>
       <w:br/>
       <w:br/>
     </w:r>

--- a/klagomål/A 43639-2025 FSC-klagomål.docx
+++ b/klagomål/A 43639-2025 FSC-klagomål.docx
@@ -849,7 +849,7 @@
     <w:r>
       <w:tab/>
       <w:tab/>
-      <w:t>2025-12-12</w:t>
+      <w:t>2025-12-13</w:t>
       <w:br/>
       <w:br/>
     </w:r>

--- a/klagomål/A 43639-2025 FSC-klagomål.docx
+++ b/klagomål/A 43639-2025 FSC-klagomål.docx
@@ -168,7 +168,7 @@
     </w:p>
     <w:p>
       <w:r>
-        <w:t>Detta dokument behandlar höga naturvärden i avverkningsanmälan A 43639-2025 i Osby kommun. Denna avverkningsanmälan inkom 2025-09-11 17:51:55 och omfattar 7,4 ha.</w:t>
+        <w:t>Detta dokument behandlar höga naturvärden i avverkningsanmälan A 43639-2025 i Osby kommun. Denna avverkningsanmälan inkom 2025-09-11 00:00:00 och omfattar 7,4 ha.</w:t>
       </w:r>
     </w:p>
     <w:p>
@@ -849,7 +849,7 @@
     <w:r>
       <w:tab/>
       <w:tab/>
-      <w:t>2025-12-19</w:t>
+      <w:t>2025-12-20</w:t>
       <w:br/>
       <w:br/>
     </w:r>

--- a/klagomål/A 43639-2025 FSC-klagomål.docx
+++ b/klagomål/A 43639-2025 FSC-klagomål.docx
@@ -849,7 +849,7 @@
     <w:r>
       <w:tab/>
       <w:tab/>
-      <w:t>2025-12-20</w:t>
+      <w:t>2025-12-21</w:t>
       <w:br/>
       <w:br/>
     </w:r>

--- a/klagomål/A 43639-2025 FSC-klagomål.docx
+++ b/klagomål/A 43639-2025 FSC-klagomål.docx
@@ -849,7 +849,7 @@
     <w:r>
       <w:tab/>
       <w:tab/>
-      <w:t>2025-12-21</w:t>
+      <w:t>2025-12-22</w:t>
       <w:br/>
       <w:br/>
     </w:r>
